--- a/tillsyn/A 47408-2024 tillsynsbegäran.docx
+++ b/tillsyn/A 47408-2024 tillsynsbegäran.docx
@@ -22,7 +22,72 @@
     </w:p>
     <w:p>
       <w:r>
-        <w:t>Nedan beskrivs fynd av fridlysta arter som gjorts i det avverkningsanmälda området. I BILAGA 1 finns artfakta om fridlysta arter.</w:t>
+        <w:t>Nedan beskrivs fynd av naturvårdsarter och fridlysta arter som gjorts i det avverkningsanmälda området. I BILAGA 1 finns artfakta om fridlysta arter.</w:t>
+      </w:r>
+    </w:p>
+    <w:p>
+      <w:pPr>
+        <w:pStyle w:val="Heading1"/>
+      </w:pPr>
+      <w:r>
+        <w:t>Naturvårdsarter</w:t>
+      </w:r>
+    </w:p>
+    <w:p>
+      <w:r>
+        <w:t>I avverkningsanmälan har följande 2 naturvårdsarter hittats: knärot (VU, §8) och tallticka (NT). Av dessa är 2 rödlistade. För rödlistade arter har rödlistekategorin angivits inom parentes. För fridlysta arter anges även paragrafen i Artskyddsförordningen som arten är fridlyst enligt.</w:t>
+      </w:r>
+    </w:p>
+    <w:p>
+      <w:r>
+        <w:t>De påträffade naturvårdsarterna är ett tydligt kvitto på att detta rör sig om en skog med höga naturvärden. I Figur 1 visas en karta över det avverkningsanmälda området, där samtliga fyndplatser för naturvårdsarter som finns registrerade på Artportalen har markerats.</w:t>
+      </w:r>
+    </w:p>
+    <w:p>
+      <w:pPr>
+        <w:pStyle w:val="Caption"/>
+      </w:pPr>
+      <w:r>
+        <w:drawing>
+          <wp:inline xmlns:a="http://schemas.openxmlformats.org/drawingml/2006/main" xmlns:pic="http://schemas.openxmlformats.org/drawingml/2006/picture">
+            <wp:extent cx="5486400" cy="4153729"/>
+            <wp:docPr id="1" name="Picture 1"/>
+            <wp:cNvGraphicFramePr>
+              <a:graphicFrameLocks noChangeAspect="1"/>
+            </wp:cNvGraphicFramePr>
+            <a:graphic>
+              <a:graphicData uri="http://schemas.openxmlformats.org/drawingml/2006/picture">
+                <pic:pic>
+                  <pic:nvPicPr>
+                    <pic:cNvPr id="0" name="A 47408-2024 karta.png"/>
+                    <pic:cNvPicPr/>
+                  </pic:nvPicPr>
+                  <pic:blipFill>
+                    <a:blip r:embed="rId16"/>
+                    <a:stretch>
+                      <a:fillRect/>
+                    </a:stretch>
+                  </pic:blipFill>
+                  <pic:spPr>
+                    <a:xfrm>
+                      <a:off x="0" y="0"/>
+                      <a:ext cx="5486400" cy="4153729"/>
+                    </a:xfrm>
+                    <a:prstGeom prst="rect"/>
+                  </pic:spPr>
+                </pic:pic>
+              </a:graphicData>
+            </a:graphic>
+          </wp:inline>
+        </w:drawing>
+      </w:r>
+    </w:p>
+    <w:p>
+      <w:pPr>
+        <w:pStyle w:val="Caption"/>
+      </w:pPr>
+      <w:r>
+        <w:t>Figur 1. Fyndplatser för naturvårdsarter i det avverkningsanmälda området (röd linje). Markörer utan svart kant är placerade på fyndplatsen. Markörer med svart kant är placerade vid sidan av fyndplatsen och har ett svart streck som visar fyndplatsens exakta position. Kartans mittpunktskoordinat är N 6454880, E 528624 i SWEREF 99 TM.</w:t>
       </w:r>
     </w:p>
     <w:p>
@@ -35,7 +100,7 @@
     </w:p>
     <w:p>
       <w:r>
-        <w:t>Följande fridlysta arter har sina livsmiljöer och växtplatser i den avverkningsanmälda skogen: .</w:t>
+        <w:t>Följande fridlysta arter har sina livsmiljöer och växtplatser i den avverkningsanmälda skogen: knärot (VU, §8).</w:t>
       </w:r>
     </w:p>
     <w:p>
@@ -51,7 +116,7 @@
     </w:p>
     <w:p>
       <w:r>
-        <w:t>I det avverkningsanmälda området finns 0 fyndplatser för knärot registrerade på Artportalen. Figur 2 visar gränserna för buffertzoner på 50 m, som behöver lämnas kring fyndplatserna för att knärotslokalerna inte ska försvinna vid en avverkning. Av det avverkningsanmälda området överlappar 0.43 ha med buffertzonerna och får av detta skäl inte avverkas.</w:t>
+        <w:t>I det avverkningsanmälda området finns 1 fyndplatser för knärot registrerade på Artportalen. Figur 2 visar gränserna för buffertzoner på 50 m, som behöver lämnas kring fyndplatserna för att knärotslokalerna inte ska försvinna vid en avverkning. Av det avverkningsanmälda området överlappar 1.17 ha med buffertzonerna och får av detta skäl inte avverkas.</w:t>
       </w:r>
     </w:p>
     <w:p>
@@ -62,7 +127,7 @@
         <w:drawing>
           <wp:inline xmlns:a="http://schemas.openxmlformats.org/drawingml/2006/main" xmlns:pic="http://schemas.openxmlformats.org/drawingml/2006/picture">
             <wp:extent cx="5486400" cy="4848693"/>
-            <wp:docPr id="1" name="Picture 1"/>
+            <wp:docPr id="2" name="Picture 2"/>
             <wp:cNvGraphicFramePr>
               <a:graphicFrameLocks noChangeAspect="1"/>
             </wp:cNvGraphicFramePr>
@@ -74,7 +139,7 @@
                     <pic:cNvPicPr/>
                   </pic:nvPicPr>
                   <pic:blipFill>
-                    <a:blip r:embed="rId16"/>
+                    <a:blip r:embed="rId17"/>
                     <a:stretch>
                       <a:fillRect/>
                     </a:stretch>
@@ -407,7 +472,7 @@
     <w:r>
       <w:tab/>
       <w:tab/>
-      <w:t>2025-02-07</w:t>
+      <w:t>2025-02-08</w:t>
       <w:br/>
       <w:br/>
     </w:r>

--- a/tillsyn/A 47408-2024 tillsynsbegäran.docx
+++ b/tillsyn/A 47408-2024 tillsynsbegäran.docx
@@ -472,7 +472,7 @@
     <w:r>
       <w:tab/>
       <w:tab/>
-      <w:t>2025-02-08</w:t>
+      <w:t>2025-02-09</w:t>
       <w:br/>
       <w:br/>
     </w:r>

--- a/tillsyn/A 47408-2024 tillsynsbegäran.docx
+++ b/tillsyn/A 47408-2024 tillsynsbegäran.docx
@@ -472,7 +472,7 @@
     <w:r>
       <w:tab/>
       <w:tab/>
-      <w:t>2025-02-09</w:t>
+      <w:t>2025-02-10</w:t>
       <w:br/>
       <w:br/>
     </w:r>

--- a/tillsyn/A 47408-2024 tillsynsbegäran.docx
+++ b/tillsyn/A 47408-2024 tillsynsbegäran.docx
@@ -472,7 +472,7 @@
     <w:r>
       <w:tab/>
       <w:tab/>
-      <w:t>2025-02-10</w:t>
+      <w:t>2025-02-11</w:t>
       <w:br/>
       <w:br/>
     </w:r>

--- a/tillsyn/A 47408-2024 tillsynsbegäran.docx
+++ b/tillsyn/A 47408-2024 tillsynsbegäran.docx
@@ -472,7 +472,7 @@
     <w:r>
       <w:tab/>
       <w:tab/>
-      <w:t>2025-02-11</w:t>
+      <w:t>2025-02-12</w:t>
       <w:br/>
       <w:br/>
     </w:r>

--- a/tillsyn/A 47408-2024 tillsynsbegäran.docx
+++ b/tillsyn/A 47408-2024 tillsynsbegäran.docx
@@ -472,7 +472,7 @@
     <w:r>
       <w:tab/>
       <w:tab/>
-      <w:t>2025-02-12</w:t>
+      <w:t>2025-02-13</w:t>
       <w:br/>
       <w:br/>
     </w:r>

--- a/tillsyn/A 47408-2024 tillsynsbegäran.docx
+++ b/tillsyn/A 47408-2024 tillsynsbegäran.docx
@@ -472,7 +472,7 @@
     <w:r>
       <w:tab/>
       <w:tab/>
-      <w:t>2025-02-13</w:t>
+      <w:t>2025-02-14</w:t>
       <w:br/>
       <w:br/>
     </w:r>

--- a/tillsyn/A 47408-2024 tillsynsbegäran.docx
+++ b/tillsyn/A 47408-2024 tillsynsbegäran.docx
@@ -472,7 +472,7 @@
     <w:r>
       <w:tab/>
       <w:tab/>
-      <w:t>2025-02-14</w:t>
+      <w:t>2025-02-15</w:t>
       <w:br/>
       <w:br/>
     </w:r>

--- a/tillsyn/A 47408-2024 tillsynsbegäran.docx
+++ b/tillsyn/A 47408-2024 tillsynsbegäran.docx
@@ -472,7 +472,7 @@
     <w:r>
       <w:tab/>
       <w:tab/>
-      <w:t>2025-02-15</w:t>
+      <w:t>2025-02-16</w:t>
       <w:br/>
       <w:br/>
     </w:r>

--- a/tillsyn/A 47408-2024 tillsynsbegäran.docx
+++ b/tillsyn/A 47408-2024 tillsynsbegäran.docx
@@ -472,7 +472,7 @@
     <w:r>
       <w:tab/>
       <w:tab/>
-      <w:t>2025-02-16</w:t>
+      <w:t>2025-02-17</w:t>
       <w:br/>
       <w:br/>
     </w:r>

--- a/tillsyn/A 47408-2024 tillsynsbegäran.docx
+++ b/tillsyn/A 47408-2024 tillsynsbegäran.docx
@@ -472,7 +472,7 @@
     <w:r>
       <w:tab/>
       <w:tab/>
-      <w:t>2025-02-17</w:t>
+      <w:t>2025-02-18</w:t>
       <w:br/>
       <w:br/>
     </w:r>

--- a/tillsyn/A 47408-2024 tillsynsbegäran.docx
+++ b/tillsyn/A 47408-2024 tillsynsbegäran.docx
@@ -472,7 +472,7 @@
     <w:r>
       <w:tab/>
       <w:tab/>
-      <w:t>2025-02-18</w:t>
+      <w:t>2025-02-19</w:t>
       <w:br/>
       <w:br/>
     </w:r>

--- a/tillsyn/A 47408-2024 tillsynsbegäran.docx
+++ b/tillsyn/A 47408-2024 tillsynsbegäran.docx
@@ -472,7 +472,7 @@
     <w:r>
       <w:tab/>
       <w:tab/>
-      <w:t>2025-02-19</w:t>
+      <w:t>2025-02-20</w:t>
       <w:br/>
       <w:br/>
     </w:r>

--- a/tillsyn/A 47408-2024 tillsynsbegäran.docx
+++ b/tillsyn/A 47408-2024 tillsynsbegäran.docx
@@ -472,7 +472,7 @@
     <w:r>
       <w:tab/>
       <w:tab/>
-      <w:t>2025-02-20</w:t>
+      <w:t>2025-02-21</w:t>
       <w:br/>
       <w:br/>
     </w:r>

--- a/tillsyn/A 47408-2024 tillsynsbegäran.docx
+++ b/tillsyn/A 47408-2024 tillsynsbegäran.docx
@@ -472,7 +472,7 @@
     <w:r>
       <w:tab/>
       <w:tab/>
-      <w:t>2025-02-21</w:t>
+      <w:t>2025-02-22</w:t>
       <w:br/>
       <w:br/>
     </w:r>

--- a/tillsyn/A 47408-2024 tillsynsbegäran.docx
+++ b/tillsyn/A 47408-2024 tillsynsbegäran.docx
@@ -472,7 +472,7 @@
     <w:r>
       <w:tab/>
       <w:tab/>
-      <w:t>2025-02-22</w:t>
+      <w:t>2025-02-23</w:t>
       <w:br/>
       <w:br/>
     </w:r>

--- a/tillsyn/A 47408-2024 tillsynsbegäran.docx
+++ b/tillsyn/A 47408-2024 tillsynsbegäran.docx
@@ -472,7 +472,7 @@
     <w:r>
       <w:tab/>
       <w:tab/>
-      <w:t>2025-02-23</w:t>
+      <w:t>2025-02-24</w:t>
       <w:br/>
       <w:br/>
     </w:r>

--- a/tillsyn/A 47408-2024 tillsynsbegäran.docx
+++ b/tillsyn/A 47408-2024 tillsynsbegäran.docx
@@ -35,7 +35,7 @@
     </w:p>
     <w:p>
       <w:r>
-        <w:t>I avverkningsanmälan har följande 2 naturvårdsarter hittats: knärot (VU, §8) och tallticka (NT). Av dessa är 2 rödlistade. För rödlistade arter har rödlistekategorin angivits inom parentes. För fridlysta arter anges även paragrafen i Artskyddsförordningen som arten är fridlyst enligt.</w:t>
+        <w:t>I avverkningsanmälan har följande 5 naturvårdsarter hittats: knärot (VU, §8), spillkråka (NT, §4), tallticka (NT), björksplintborre (S) och bronshjon (S). Av dessa är 3 rödlistade. För rödlistade arter har rödlistekategorin angivits inom parentes. Arter som är signalarter enligt Skogsstyrelsen har markerats med (S). För fridlysta arter anges även paragrafen i Artskyddsförordningen som arten är fridlyst enligt.</w:t>
       </w:r>
     </w:p>
     <w:p>
@@ -100,7 +100,21 @@
     </w:p>
     <w:p>
       <w:r>
-        <w:t>Följande fridlysta arter har sina livsmiljöer och växtplatser i den avverkningsanmälda skogen: knärot (VU, §8).</w:t>
+        <w:t>Följande fridlysta arter har sina livsmiljöer och växtplatser i den avverkningsanmälda skogen: knärot (VU, §8) och spillkråka (NT, §4).</w:t>
+      </w:r>
+    </w:p>
+    <w:p>
+      <w:r>
+        <w:t xml:space="preserve">Observera att medlemsländerna är skyldiga att agera i enlighet med EU:s fågeldirektiv där det uttryckligen står att direktivet gäller för fåglar samt för deras ägg, bon och </w:t>
+      </w:r>
+      <w:r>
+        <w:rPr>
+          <w:b/>
+        </w:rPr>
+        <w:t xml:space="preserve">livsmiljöer </w:t>
+      </w:r>
+      <w:r>
+        <w:t>(artikel 1). Vidare att de åtgärder som vidtas inte får leda till en försämring av den nuvarande situationen beträffande bevarandet av de fågelarter som avses i artikel 1 (artikel 13). Fågeldirektivet är styrande för tillsynsansvariga myndigheters ärendehantering, ställningstaganden och beslutsfattande.</w:t>
       </w:r>
     </w:p>
     <w:p>
@@ -116,7 +130,7 @@
     </w:p>
     <w:p>
       <w:r>
-        <w:t>I det avverkningsanmälda området finns 1 fyndplatser för knärot registrerade på Artportalen. Figur 2 visar gränserna för buffertzoner på 50 m, som behöver lämnas kring fyndplatserna för att knärotslokalerna inte ska försvinna vid en avverkning. Av det avverkningsanmälda området överlappar 1.17 ha med buffertzonerna och får av detta skäl inte avverkas.</w:t>
+        <w:t>I det avverkningsanmälda området finns 2 fyndplatser för knärot registrerade på Artportalen. Figur 2 visar gränserna för buffertzoner på 50 m, som behöver lämnas kring fyndplatserna för att knärotslokalerna inte ska försvinna vid en avverkning. Av det avverkningsanmälda området överlappar 1.83 ha med buffertzonerna och får av detta skäl inte avverkas.</w:t>
       </w:r>
     </w:p>
     <w:p>
@@ -170,6 +184,17 @@
       <w:pPr>
         <w:pStyle w:val="Caption"/>
       </w:pPr>
+    </w:p>
+    <w:p>
+      <w:r>
+        <w:rPr>
+          <w:b/>
+        </w:rPr>
+        <w:t>Spillkråka (NT, §4)</w:t>
+      </w:r>
+      <w:r>
+        <w:t xml:space="preserve"> är rödlistad som nära hotad och ingår i bilaga 1 i EU:s fågeldirektiv. Den minskar i population på grund av minskad tillgång på lämpliga bo- och födoträd och minskad födotillgång. Spillkråkans minskningstakt har uppgått till 19 (24–10) % under de senaste 15 åren. Minskningstakten för den svenska populationen bedöms vara nära gränsvärdet för Sårbar (VU) (A2bc). Skogsbruk med korta omloppstider och täta, homogena ungskogar utgör det största hotet, (SLU Artdatabanken, 2023).</w:t>
+      </w:r>
     </w:p>
     <w:p>
       <w:r>
@@ -344,6 +369,46 @@
         <w:t>SLU Artdatabanken, Uppsala</w:t>
       </w:r>
     </w:p>
+    <w:p>
+      <w:pPr>
+        <w:pStyle w:val="Heading1"/>
+      </w:pPr>
+      <w:r>
+        <w:t>Spillkråka – ekologi samt krav på livsmiljön</w:t>
+      </w:r>
+    </w:p>
+    <w:p>
+      <w:r>
+        <w:t>Spillkråka (NT) är rödlistad som nära hotad, fridlyst enligt §4 Artskyddsförordningen och ingår i bilaga 1 i EU:s fågeldirektiv. Spillkråka lever i både barr- och blandskog liksom i ren lövskog. De tätaste populationerna tenderar att finnas i äldre, variationsrik blandskog med gott om död ved och gamla träd.</w:t>
+      </w:r>
+    </w:p>
+    <w:p>
+      <w:r>
+        <w:t>Varje par utnyttjar 400–1000 hektar skog beroende på skogens kvalitet. En minskning av populationen pågår på grund av minskad tillgång på lämpliga bo- och födoträd och minskad födotillgång. Spillkråkans minskningstakt har uppgått till 19 (24–10) % under de senaste 15 åren. Minskningstakten för den svenska populationen bedöms vara nära gränsvärdet för Sårbar (VU) (A2bc). Skogsbruk med korta omloppstider och täta, homogena ungskogar utgör det största hotet (Artdatabanken 2023).</w:t>
+      </w:r>
+    </w:p>
+    <w:p>
+      <w:pPr>
+        <w:pStyle w:val="Heading2"/>
+      </w:pPr>
+      <w:r>
+        <w:t>Referenser – spillkråka</w:t>
+      </w:r>
+    </w:p>
+    <w:p>
+      <w:r>
+        <w:t xml:space="preserve">SLU Artdatabanken, 2021. </w:t>
+      </w:r>
+      <w:r>
+        <w:rPr>
+          <w:i/>
+        </w:rPr>
+        <w:t xml:space="preserve">Artfaktablad. Naturvård – artfakta. </w:t>
+      </w:r>
+      <w:r>
+        <w:t>SLU Artdatabanken, Uppsala</w:t>
+      </w:r>
+    </w:p>
     <w:sectPr>
       <w:headerReference w:type="even" r:id="rId8"/>
       <w:headerReference w:type="default" r:id="rId9"/>
@@ -472,7 +537,7 @@
     <w:r>
       <w:tab/>
       <w:tab/>
-      <w:t>2025-02-24</w:t>
+      <w:t>2025-02-25</w:t>
       <w:br/>
       <w:br/>
     </w:r>

--- a/tillsyn/A 47408-2024 tillsynsbegäran.docx
+++ b/tillsyn/A 47408-2024 tillsynsbegäran.docx
@@ -130,7 +130,7 @@
     </w:p>
     <w:p>
       <w:r>
-        <w:t>I det avverkningsanmälda området finns 2 fyndplatser för knärot registrerade på Artportalen. Figur 2 visar gränserna för buffertzoner på 50 m, som behöver lämnas kring fyndplatserna för att knärotslokalerna inte ska försvinna vid en avverkning. Av det avverkningsanmälda området överlappar 1.83 ha med buffertzonerna och får av detta skäl inte avverkas.</w:t>
+        <w:t>I det avverkningsanmälda området finns 4 fyndplatser för knärot registrerade på Artportalen. Figur 2 visar gränserna för buffertzoner på 50 m, som behöver lämnas kring fyndplatserna för att knärotslokalerna inte ska försvinna vid en avverkning. Av det avverkningsanmälda området överlappar 2.96 ha med buffertzonerna och får av detta skäl inte avverkas.</w:t>
       </w:r>
     </w:p>
     <w:p>
@@ -537,7 +537,7 @@
     <w:r>
       <w:tab/>
       <w:tab/>
-      <w:t>2025-02-25</w:t>
+      <w:t>2025-02-26</w:t>
       <w:br/>
       <w:br/>
     </w:r>

--- a/tillsyn/A 47408-2024 tillsynsbegäran.docx
+++ b/tillsyn/A 47408-2024 tillsynsbegäran.docx
@@ -537,7 +537,7 @@
     <w:r>
       <w:tab/>
       <w:tab/>
-      <w:t>2025-02-26</w:t>
+      <w:t>2025-02-27</w:t>
       <w:br/>
       <w:br/>
     </w:r>

--- a/tillsyn/A 47408-2024 tillsynsbegäran.docx
+++ b/tillsyn/A 47408-2024 tillsynsbegäran.docx
@@ -130,7 +130,7 @@
     </w:p>
     <w:p>
       <w:r>
-        <w:t>I det avverkningsanmälda området finns 4 fyndplatser för knärot registrerade på Artportalen. Figur 2 visar gränserna för buffertzoner på 50 m, som behöver lämnas kring fyndplatserna för att knärotslokalerna inte ska försvinna vid en avverkning. Av det avverkningsanmälda området överlappar 2.96 ha med buffertzonerna och får av detta skäl inte avverkas.</w:t>
+        <w:t>I det avverkningsanmälda området finns 5 fyndplatser för knärot registrerade på Artportalen. Figur 2 visar gränserna för buffertzoner på 50 m, som behöver lämnas kring fyndplatserna för att knärotslokalerna inte ska försvinna vid en avverkning. Av det avverkningsanmälda området överlappar 3.32 ha med buffertzonerna och får av detta skäl inte avverkas.</w:t>
       </w:r>
     </w:p>
     <w:p>
@@ -537,7 +537,7 @@
     <w:r>
       <w:tab/>
       <w:tab/>
-      <w:t>2025-02-27</w:t>
+      <w:t>2025-02-28</w:t>
       <w:br/>
       <w:br/>
     </w:r>

--- a/tillsyn/A 47408-2024 tillsynsbegäran.docx
+++ b/tillsyn/A 47408-2024 tillsynsbegäran.docx
@@ -537,7 +537,7 @@
     <w:r>
       <w:tab/>
       <w:tab/>
-      <w:t>2025-02-28</w:t>
+      <w:t>2025-03-01</w:t>
       <w:br/>
       <w:br/>
     </w:r>

--- a/tillsyn/A 47408-2024 tillsynsbegäran.docx
+++ b/tillsyn/A 47408-2024 tillsynsbegäran.docx
@@ -537,7 +537,7 @@
     <w:r>
       <w:tab/>
       <w:tab/>
-      <w:t>2025-03-01</w:t>
+      <w:t>2025-03-02</w:t>
       <w:br/>
       <w:br/>
     </w:r>

--- a/tillsyn/A 47408-2024 tillsynsbegäran.docx
+++ b/tillsyn/A 47408-2024 tillsynsbegäran.docx
@@ -537,7 +537,7 @@
     <w:r>
       <w:tab/>
       <w:tab/>
-      <w:t>2025-03-02</w:t>
+      <w:t>2025-03-03</w:t>
       <w:br/>
       <w:br/>
     </w:r>

--- a/tillsyn/A 47408-2024 tillsynsbegäran.docx
+++ b/tillsyn/A 47408-2024 tillsynsbegäran.docx
@@ -537,7 +537,7 @@
     <w:r>
       <w:tab/>
       <w:tab/>
-      <w:t>2025-03-03</w:t>
+      <w:t>2025-03-04</w:t>
       <w:br/>
       <w:br/>
     </w:r>

--- a/tillsyn/A 47408-2024 tillsynsbegäran.docx
+++ b/tillsyn/A 47408-2024 tillsynsbegäran.docx
@@ -537,7 +537,7 @@
     <w:r>
       <w:tab/>
       <w:tab/>
-      <w:t>2025-03-04</w:t>
+      <w:t>2025-03-05</w:t>
       <w:br/>
       <w:br/>
     </w:r>

--- a/tillsyn/A 47408-2024 tillsynsbegäran.docx
+++ b/tillsyn/A 47408-2024 tillsynsbegäran.docx
@@ -537,7 +537,7 @@
     <w:r>
       <w:tab/>
       <w:tab/>
-      <w:t>2025-03-05</w:t>
+      <w:t>2025-03-06</w:t>
       <w:br/>
       <w:br/>
     </w:r>

--- a/tillsyn/A 47408-2024 tillsynsbegäran.docx
+++ b/tillsyn/A 47408-2024 tillsynsbegäran.docx
@@ -537,7 +537,7 @@
     <w:r>
       <w:tab/>
       <w:tab/>
-      <w:t>2025-03-06</w:t>
+      <w:t>2025-03-07</w:t>
       <w:br/>
       <w:br/>
     </w:r>

--- a/tillsyn/A 47408-2024 tillsynsbegäran.docx
+++ b/tillsyn/A 47408-2024 tillsynsbegäran.docx
@@ -537,7 +537,7 @@
     <w:r>
       <w:tab/>
       <w:tab/>
-      <w:t>2025-03-07</w:t>
+      <w:t>2025-03-08</w:t>
       <w:br/>
       <w:br/>
     </w:r>

--- a/tillsyn/A 47408-2024 tillsynsbegäran.docx
+++ b/tillsyn/A 47408-2024 tillsynsbegäran.docx
@@ -537,7 +537,7 @@
     <w:r>
       <w:tab/>
       <w:tab/>
-      <w:t>2025-03-08</w:t>
+      <w:t>2025-03-09</w:t>
       <w:br/>
       <w:br/>
     </w:r>

--- a/tillsyn/A 47408-2024 tillsynsbegäran.docx
+++ b/tillsyn/A 47408-2024 tillsynsbegäran.docx
@@ -537,7 +537,7 @@
     <w:r>
       <w:tab/>
       <w:tab/>
-      <w:t>2025-03-09</w:t>
+      <w:t>2025-03-10</w:t>
       <w:br/>
       <w:br/>
     </w:r>

--- a/tillsyn/A 47408-2024 tillsynsbegäran.docx
+++ b/tillsyn/A 47408-2024 tillsynsbegäran.docx
@@ -537,7 +537,7 @@
     <w:r>
       <w:tab/>
       <w:tab/>
-      <w:t>2025-03-10</w:t>
+      <w:t>2025-03-11</w:t>
       <w:br/>
       <w:br/>
     </w:r>

--- a/tillsyn/A 47408-2024 tillsynsbegäran.docx
+++ b/tillsyn/A 47408-2024 tillsynsbegäran.docx
@@ -537,7 +537,7 @@
     <w:r>
       <w:tab/>
       <w:tab/>
-      <w:t>2025-03-11</w:t>
+      <w:t>2025-03-12</w:t>
       <w:br/>
       <w:br/>
     </w:r>

--- a/tillsyn/A 47408-2024 tillsynsbegäran.docx
+++ b/tillsyn/A 47408-2024 tillsynsbegäran.docx
@@ -537,7 +537,7 @@
     <w:r>
       <w:tab/>
       <w:tab/>
-      <w:t>2025-03-12</w:t>
+      <w:t>2025-03-13</w:t>
       <w:br/>
       <w:br/>
     </w:r>

--- a/tillsyn/A 47408-2024 tillsynsbegäran.docx
+++ b/tillsyn/A 47408-2024 tillsynsbegäran.docx
@@ -537,7 +537,7 @@
     <w:r>
       <w:tab/>
       <w:tab/>
-      <w:t>2025-03-13</w:t>
+      <w:t>2025-03-14</w:t>
       <w:br/>
       <w:br/>
     </w:r>

--- a/tillsyn/A 47408-2024 tillsynsbegäran.docx
+++ b/tillsyn/A 47408-2024 tillsynsbegäran.docx
@@ -537,7 +537,7 @@
     <w:r>
       <w:tab/>
       <w:tab/>
-      <w:t>2025-03-14</w:t>
+      <w:t>2025-03-15</w:t>
       <w:br/>
       <w:br/>
     </w:r>

--- a/tillsyn/A 47408-2024 tillsynsbegäran.docx
+++ b/tillsyn/A 47408-2024 tillsynsbegäran.docx
@@ -537,7 +537,7 @@
     <w:r>
       <w:tab/>
       <w:tab/>
-      <w:t>2025-03-15</w:t>
+      <w:t>2025-03-16</w:t>
       <w:br/>
       <w:br/>
     </w:r>

--- a/tillsyn/A 47408-2024 tillsynsbegäran.docx
+++ b/tillsyn/A 47408-2024 tillsynsbegäran.docx
@@ -537,7 +537,7 @@
     <w:r>
       <w:tab/>
       <w:tab/>
-      <w:t>2025-03-16</w:t>
+      <w:t>2025-03-17</w:t>
       <w:br/>
       <w:br/>
     </w:r>

--- a/tillsyn/A 47408-2024 tillsynsbegäran.docx
+++ b/tillsyn/A 47408-2024 tillsynsbegäran.docx
@@ -537,7 +537,7 @@
     <w:r>
       <w:tab/>
       <w:tab/>
-      <w:t>2025-03-17</w:t>
+      <w:t>2025-03-18</w:t>
       <w:br/>
       <w:br/>
     </w:r>

--- a/tillsyn/A 47408-2024 tillsynsbegäran.docx
+++ b/tillsyn/A 47408-2024 tillsynsbegäran.docx
@@ -537,7 +537,7 @@
     <w:r>
       <w:tab/>
       <w:tab/>
-      <w:t>2025-03-18</w:t>
+      <w:t>2025-03-19</w:t>
       <w:br/>
       <w:br/>
     </w:r>

--- a/tillsyn/A 47408-2024 tillsynsbegäran.docx
+++ b/tillsyn/A 47408-2024 tillsynsbegäran.docx
@@ -537,7 +537,7 @@
     <w:r>
       <w:tab/>
       <w:tab/>
-      <w:t>2025-03-19</w:t>
+      <w:t>2025-03-20</w:t>
       <w:br/>
       <w:br/>
     </w:r>

--- a/tillsyn/A 47408-2024 tillsynsbegäran.docx
+++ b/tillsyn/A 47408-2024 tillsynsbegäran.docx
@@ -537,7 +537,7 @@
     <w:r>
       <w:tab/>
       <w:tab/>
-      <w:t>2025-03-20</w:t>
+      <w:t>2025-03-21</w:t>
       <w:br/>
       <w:br/>
     </w:r>

--- a/tillsyn/A 47408-2024 tillsynsbegäran.docx
+++ b/tillsyn/A 47408-2024 tillsynsbegäran.docx
@@ -537,7 +537,7 @@
     <w:r>
       <w:tab/>
       <w:tab/>
-      <w:t>2025-03-21</w:t>
+      <w:t>2025-03-22</w:t>
       <w:br/>
       <w:br/>
     </w:r>

--- a/tillsyn/A 47408-2024 tillsynsbegäran.docx
+++ b/tillsyn/A 47408-2024 tillsynsbegäran.docx
@@ -537,7 +537,7 @@
     <w:r>
       <w:tab/>
       <w:tab/>
-      <w:t>2025-03-22</w:t>
+      <w:t>2025-03-23</w:t>
       <w:br/>
       <w:br/>
     </w:r>

--- a/tillsyn/A 47408-2024 tillsynsbegäran.docx
+++ b/tillsyn/A 47408-2024 tillsynsbegäran.docx
@@ -537,7 +537,7 @@
     <w:r>
       <w:tab/>
       <w:tab/>
-      <w:t>2025-03-23</w:t>
+      <w:t>2025-03-24</w:t>
       <w:br/>
       <w:br/>
     </w:r>

--- a/tillsyn/A 47408-2024 tillsynsbegäran.docx
+++ b/tillsyn/A 47408-2024 tillsynsbegäran.docx
@@ -537,7 +537,7 @@
     <w:r>
       <w:tab/>
       <w:tab/>
-      <w:t>2025-03-24</w:t>
+      <w:t>2025-03-25</w:t>
       <w:br/>
       <w:br/>
     </w:r>

--- a/tillsyn/A 47408-2024 tillsynsbegäran.docx
+++ b/tillsyn/A 47408-2024 tillsynsbegäran.docx
@@ -35,7 +35,7 @@
     </w:p>
     <w:p>
       <w:r>
-        <w:t>I avverkningsanmälan har följande 5 naturvårdsarter hittats: knärot (VU, §8), spillkråka (NT, §4), tallticka (NT), björksplintborre (S) och bronshjon (S). Av dessa är 3 rödlistade. För rödlistade arter har rödlistekategorin angivits inom parentes. Arter som är signalarter enligt Skogsstyrelsen har markerats med (S). För fridlysta arter anges även paragrafen i Artskyddsförordningen som arten är fridlyst enligt.</w:t>
+        <w:t>I avverkningsanmälan har följande 6 naturvårdsarter hittats: knärot (VU, §8), spillkråka (NT, §4), tallticka (NT), björksplintborre (S), bronshjon (S) och vågbandad barkbock (S). Av dessa är 3 rödlistade. För rödlistade arter har rödlistekategorin angivits inom parentes. Arter som är signalarter enligt Skogsstyrelsen har markerats med (S). För fridlysta arter anges även paragrafen i Artskyddsförordningen som arten är fridlyst enligt.</w:t>
       </w:r>
     </w:p>
     <w:p>
@@ -50,7 +50,7 @@
       <w:r>
         <w:drawing>
           <wp:inline xmlns:a="http://schemas.openxmlformats.org/drawingml/2006/main" xmlns:pic="http://schemas.openxmlformats.org/drawingml/2006/picture">
-            <wp:extent cx="5486400" cy="4153729"/>
+            <wp:extent cx="5486400" cy="4080383"/>
             <wp:docPr id="1" name="Picture 1"/>
             <wp:cNvGraphicFramePr>
               <a:graphicFrameLocks noChangeAspect="1"/>
@@ -71,7 +71,7 @@
                   <pic:spPr>
                     <a:xfrm>
                       <a:off x="0" y="0"/>
-                      <a:ext cx="5486400" cy="4153729"/>
+                      <a:ext cx="5486400" cy="4080383"/>
                     </a:xfrm>
                     <a:prstGeom prst="rect"/>
                   </pic:spPr>
@@ -537,7 +537,7 @@
     <w:r>
       <w:tab/>
       <w:tab/>
-      <w:t>2025-03-25</w:t>
+      <w:t>2025-03-26</w:t>
       <w:br/>
       <w:br/>
     </w:r>

--- a/tillsyn/A 47408-2024 tillsynsbegäran.docx
+++ b/tillsyn/A 47408-2024 tillsynsbegäran.docx
@@ -537,7 +537,7 @@
     <w:r>
       <w:tab/>
       <w:tab/>
-      <w:t>2025-03-26</w:t>
+      <w:t>2025-03-27</w:t>
       <w:br/>
       <w:br/>
     </w:r>

--- a/tillsyn/A 47408-2024 tillsynsbegäran.docx
+++ b/tillsyn/A 47408-2024 tillsynsbegäran.docx
@@ -537,7 +537,7 @@
     <w:r>
       <w:tab/>
       <w:tab/>
-      <w:t>2025-03-27</w:t>
+      <w:t>2025-03-28</w:t>
       <w:br/>
       <w:br/>
     </w:r>

--- a/tillsyn/A 47408-2024 tillsynsbegäran.docx
+++ b/tillsyn/A 47408-2024 tillsynsbegäran.docx
@@ -537,7 +537,7 @@
     <w:r>
       <w:tab/>
       <w:tab/>
-      <w:t>2025-03-28</w:t>
+      <w:t>2025-03-29</w:t>
       <w:br/>
       <w:br/>
     </w:r>

--- a/tillsyn/A 47408-2024 tillsynsbegäran.docx
+++ b/tillsyn/A 47408-2024 tillsynsbegäran.docx
@@ -537,7 +537,7 @@
     <w:r>
       <w:tab/>
       <w:tab/>
-      <w:t>2025-04-02</w:t>
+      <w:t>2025-04-03</w:t>
       <w:br/>
       <w:br/>
     </w:r>

--- a/tillsyn/A 47408-2024 tillsynsbegäran.docx
+++ b/tillsyn/A 47408-2024 tillsynsbegäran.docx
@@ -537,7 +537,7 @@
     <w:r>
       <w:tab/>
       <w:tab/>
-      <w:t>2025-04-03</w:t>
+      <w:t>2025-04-05</w:t>
       <w:br/>
       <w:br/>
     </w:r>

--- a/tillsyn/A 47408-2024 tillsynsbegäran.docx
+++ b/tillsyn/A 47408-2024 tillsynsbegäran.docx
@@ -537,7 +537,7 @@
     <w:r>
       <w:tab/>
       <w:tab/>
-      <w:t>2025-04-05</w:t>
+      <w:t>2025-04-06</w:t>
       <w:br/>
       <w:br/>
     </w:r>

--- a/tillsyn/A 47408-2024 tillsynsbegäran.docx
+++ b/tillsyn/A 47408-2024 tillsynsbegäran.docx
@@ -537,7 +537,7 @@
     <w:r>
       <w:tab/>
       <w:tab/>
-      <w:t>2025-04-06</w:t>
+      <w:t>2025-04-07</w:t>
       <w:br/>
       <w:br/>
     </w:r>

--- a/tillsyn/A 47408-2024 tillsynsbegäran.docx
+++ b/tillsyn/A 47408-2024 tillsynsbegäran.docx
@@ -537,7 +537,7 @@
     <w:r>
       <w:tab/>
       <w:tab/>
-      <w:t>2025-04-07</w:t>
+      <w:t>2025-04-08</w:t>
       <w:br/>
       <w:br/>
     </w:r>

--- a/tillsyn/A 47408-2024 tillsynsbegäran.docx
+++ b/tillsyn/A 47408-2024 tillsynsbegäran.docx
@@ -537,7 +537,7 @@
     <w:r>
       <w:tab/>
       <w:tab/>
-      <w:t>2025-04-08</w:t>
+      <w:t>2025-04-09</w:t>
       <w:br/>
       <w:br/>
     </w:r>

--- a/tillsyn/A 47408-2024 tillsynsbegäran.docx
+++ b/tillsyn/A 47408-2024 tillsynsbegäran.docx
@@ -88,6 +88,17 @@
       </w:pPr>
       <w:r>
         <w:t>Figur 1. Fyndplatser för naturvårdsarter i det avverkningsanmälda området (röd linje). Markörer utan svart kant är placerade på fyndplatsen. Markörer med svart kant är placerade vid sidan av fyndplatsen och har ett svart streck som visar fyndplatsens exakta position. Kartans mittpunktskoordinat är N 6454880, E 528624 i SWEREF 99 TM.</w:t>
+      </w:r>
+    </w:p>
+    <w:p>
+      <w:r>
+        <w:rPr>
+          <w:b/>
+        </w:rPr>
+        <w:t xml:space="preserve">Tallticka (NT) </w:t>
+      </w:r>
+      <w:r>
+        <w:t>uppträder först på tallar som är 100–150 år gamla men är vanligast på träd som är runt 150–200 år eller äldre. I skogslandskapet är den främst knuten till tallnaturskogar och restbiotoper med biologiskt gamla träd och signalerar vanligtvis skyddsvärda tallbestånd med höga naturvärden (SLU Artdatabanken, 2023; Nitare &amp; Skogsstyrelsen, 2019).</w:t>
       </w:r>
     </w:p>
     <w:p>
@@ -310,7 +321,7 @@
         <w:t xml:space="preserve">Level and pattern of overstory retention interact to shape long-term responses of understories to timber harvest. </w:t>
       </w:r>
       <w:r>
-        <w:t xml:space="preserve">Ecological Applications, 22, 2049–2064 </w:t>
+        <w:t>Ecological Applications, 22, 2049–2064</w:t>
       </w:r>
     </w:p>
     <w:p>
@@ -537,7 +548,7 @@
     <w:r>
       <w:tab/>
       <w:tab/>
-      <w:t>2025-04-09</w:t>
+      <w:t>2025-04-10</w:t>
       <w:br/>
       <w:br/>
     </w:r>

--- a/tillsyn/A 47408-2024 tillsynsbegäran.docx
+++ b/tillsyn/A 47408-2024 tillsynsbegäran.docx
@@ -548,7 +548,7 @@
     <w:r>
       <w:tab/>
       <w:tab/>
-      <w:t>2025-04-10</w:t>
+      <w:t>2025-04-11</w:t>
       <w:br/>
       <w:br/>
     </w:r>

--- a/tillsyn/A 47408-2024 tillsynsbegäran.docx
+++ b/tillsyn/A 47408-2024 tillsynsbegäran.docx
@@ -548,7 +548,7 @@
     <w:r>
       <w:tab/>
       <w:tab/>
-      <w:t>2025-04-11</w:t>
+      <w:t>2025-04-12</w:t>
       <w:br/>
       <w:br/>
     </w:r>

--- a/tillsyn/A 47408-2024 tillsynsbegäran.docx
+++ b/tillsyn/A 47408-2024 tillsynsbegäran.docx
@@ -548,7 +548,7 @@
     <w:r>
       <w:tab/>
       <w:tab/>
-      <w:t>2025-04-12</w:t>
+      <w:t>2025-04-13</w:t>
       <w:br/>
       <w:br/>
     </w:r>

--- a/tillsyn/A 47408-2024 tillsynsbegäran.docx
+++ b/tillsyn/A 47408-2024 tillsynsbegäran.docx
@@ -548,7 +548,7 @@
     <w:r>
       <w:tab/>
       <w:tab/>
-      <w:t>2025-04-13</w:t>
+      <w:t>2025-04-14</w:t>
       <w:br/>
       <w:br/>
     </w:r>

--- a/tillsyn/A 47408-2024 tillsynsbegäran.docx
+++ b/tillsyn/A 47408-2024 tillsynsbegäran.docx
@@ -548,7 +548,7 @@
     <w:r>
       <w:tab/>
       <w:tab/>
-      <w:t>2025-04-14</w:t>
+      <w:t>2025-04-15</w:t>
       <w:br/>
       <w:br/>
     </w:r>

--- a/tillsyn/A 47408-2024 tillsynsbegäran.docx
+++ b/tillsyn/A 47408-2024 tillsynsbegäran.docx
@@ -548,7 +548,7 @@
     <w:r>
       <w:tab/>
       <w:tab/>
-      <w:t>2025-04-15</w:t>
+      <w:t>2025-04-16</w:t>
       <w:br/>
       <w:br/>
     </w:r>

--- a/tillsyn/A 47408-2024 tillsynsbegäran.docx
+++ b/tillsyn/A 47408-2024 tillsynsbegäran.docx
@@ -548,7 +548,7 @@
     <w:r>
       <w:tab/>
       <w:tab/>
-      <w:t>2025-04-16</w:t>
+      <w:t>2025-04-17</w:t>
       <w:br/>
       <w:br/>
     </w:r>

--- a/tillsyn/A 47408-2024 tillsynsbegäran.docx
+++ b/tillsyn/A 47408-2024 tillsynsbegäran.docx
@@ -548,7 +548,7 @@
     <w:r>
       <w:tab/>
       <w:tab/>
-      <w:t>2025-04-17</w:t>
+      <w:t>2025-04-18</w:t>
       <w:br/>
       <w:br/>
     </w:r>

--- a/tillsyn/A 47408-2024 tillsynsbegäran.docx
+++ b/tillsyn/A 47408-2024 tillsynsbegäran.docx
@@ -548,7 +548,7 @@
     <w:r>
       <w:tab/>
       <w:tab/>
-      <w:t>2025-04-18</w:t>
+      <w:t>2025-04-19</w:t>
       <w:br/>
       <w:br/>
     </w:r>

--- a/tillsyn/A 47408-2024 tillsynsbegäran.docx
+++ b/tillsyn/A 47408-2024 tillsynsbegäran.docx
@@ -548,7 +548,7 @@
     <w:r>
       <w:tab/>
       <w:tab/>
-      <w:t>2025-05-03</w:t>
+      <w:t>2025-05-04</w:t>
       <w:br/>
       <w:br/>
     </w:r>

--- a/tillsyn/A 47408-2024 tillsynsbegäran.docx
+++ b/tillsyn/A 47408-2024 tillsynsbegäran.docx
@@ -548,7 +548,7 @@
     <w:r>
       <w:tab/>
       <w:tab/>
-      <w:t>2025-05-04</w:t>
+      <w:t>2025-05-06</w:t>
       <w:br/>
       <w:br/>
     </w:r>

--- a/tillsyn/A 47408-2024 tillsynsbegäran.docx
+++ b/tillsyn/A 47408-2024 tillsynsbegäran.docx
@@ -548,7 +548,7 @@
     <w:r>
       <w:tab/>
       <w:tab/>
-      <w:t>2025-05-06</w:t>
+      <w:t>2025-05-07</w:t>
       <w:br/>
       <w:br/>
     </w:r>

--- a/tillsyn/A 47408-2024 tillsynsbegäran.docx
+++ b/tillsyn/A 47408-2024 tillsynsbegäran.docx
@@ -548,7 +548,7 @@
     <w:r>
       <w:tab/>
       <w:tab/>
-      <w:t>2025-05-07</w:t>
+      <w:t>2025-05-08</w:t>
       <w:br/>
       <w:br/>
     </w:r>

--- a/tillsyn/A 47408-2024 tillsynsbegäran.docx
+++ b/tillsyn/A 47408-2024 tillsynsbegäran.docx
@@ -548,7 +548,7 @@
     <w:r>
       <w:tab/>
       <w:tab/>
-      <w:t>2025-05-08</w:t>
+      <w:t>2025-05-09</w:t>
       <w:br/>
       <w:br/>
     </w:r>

--- a/tillsyn/A 47408-2024 tillsynsbegäran.docx
+++ b/tillsyn/A 47408-2024 tillsynsbegäran.docx
@@ -548,7 +548,7 @@
     <w:r>
       <w:tab/>
       <w:tab/>
-      <w:t>2025-05-09</w:t>
+      <w:t>2025-05-10</w:t>
       <w:br/>
       <w:br/>
     </w:r>

--- a/tillsyn/A 47408-2024 tillsynsbegäran.docx
+++ b/tillsyn/A 47408-2024 tillsynsbegäran.docx
@@ -548,7 +548,7 @@
     <w:r>
       <w:tab/>
       <w:tab/>
-      <w:t>2025-05-10</w:t>
+      <w:t>2025-05-11</w:t>
       <w:br/>
       <w:br/>
     </w:r>

--- a/tillsyn/A 47408-2024 tillsynsbegäran.docx
+++ b/tillsyn/A 47408-2024 tillsynsbegäran.docx
@@ -548,7 +548,7 @@
     <w:r>
       <w:tab/>
       <w:tab/>
-      <w:t>2025-05-11</w:t>
+      <w:t>2025-05-12</w:t>
       <w:br/>
       <w:br/>
     </w:r>

--- a/tillsyn/A 47408-2024 tillsynsbegäran.docx
+++ b/tillsyn/A 47408-2024 tillsynsbegäran.docx
@@ -548,7 +548,7 @@
     <w:r>
       <w:tab/>
       <w:tab/>
-      <w:t>2025-05-12</w:t>
+      <w:t>2025-05-13</w:t>
       <w:br/>
       <w:br/>
     </w:r>

--- a/tillsyn/A 47408-2024 tillsynsbegäran.docx
+++ b/tillsyn/A 47408-2024 tillsynsbegäran.docx
@@ -548,7 +548,7 @@
     <w:r>
       <w:tab/>
       <w:tab/>
-      <w:t>2025-05-13</w:t>
+      <w:t>2025-05-14</w:t>
       <w:br/>
       <w:br/>
     </w:r>

--- a/tillsyn/A 47408-2024 tillsynsbegäran.docx
+++ b/tillsyn/A 47408-2024 tillsynsbegäran.docx
@@ -548,7 +548,7 @@
     <w:r>
       <w:tab/>
       <w:tab/>
-      <w:t>2025-05-14</w:t>
+      <w:t>2025-05-15</w:t>
       <w:br/>
       <w:br/>
     </w:r>

--- a/tillsyn/A 47408-2024 tillsynsbegäran.docx
+++ b/tillsyn/A 47408-2024 tillsynsbegäran.docx
@@ -548,7 +548,7 @@
     <w:r>
       <w:tab/>
       <w:tab/>
-      <w:t>2025-05-15</w:t>
+      <w:t>2025-05-16</w:t>
       <w:br/>
       <w:br/>
     </w:r>

--- a/tillsyn/A 47408-2024 tillsynsbegäran.docx
+++ b/tillsyn/A 47408-2024 tillsynsbegäran.docx
@@ -548,7 +548,7 @@
     <w:r>
       <w:tab/>
       <w:tab/>
-      <w:t>2025-05-16</w:t>
+      <w:t>2025-05-17</w:t>
       <w:br/>
       <w:br/>
     </w:r>

--- a/tillsyn/A 47408-2024 tillsynsbegäran.docx
+++ b/tillsyn/A 47408-2024 tillsynsbegäran.docx
@@ -548,7 +548,7 @@
     <w:r>
       <w:tab/>
       <w:tab/>
-      <w:t>2025-05-17</w:t>
+      <w:t>2025-05-18</w:t>
       <w:br/>
       <w:br/>
     </w:r>

--- a/tillsyn/A 47408-2024 tillsynsbegäran.docx
+++ b/tillsyn/A 47408-2024 tillsynsbegäran.docx
@@ -548,7 +548,7 @@
     <w:r>
       <w:tab/>
       <w:tab/>
-      <w:t>2025-05-18</w:t>
+      <w:t>2025-05-19</w:t>
       <w:br/>
       <w:br/>
     </w:r>

--- a/tillsyn/A 47408-2024 tillsynsbegäran.docx
+++ b/tillsyn/A 47408-2024 tillsynsbegäran.docx
@@ -548,7 +548,7 @@
     <w:r>
       <w:tab/>
       <w:tab/>
-      <w:t>2025-05-19</w:t>
+      <w:t>2025-05-20</w:t>
       <w:br/>
       <w:br/>
     </w:r>

--- a/tillsyn/A 47408-2024 tillsynsbegäran.docx
+++ b/tillsyn/A 47408-2024 tillsynsbegäran.docx
@@ -548,7 +548,7 @@
     <w:r>
       <w:tab/>
       <w:tab/>
-      <w:t>2025-05-20</w:t>
+      <w:t>2025-05-21</w:t>
       <w:br/>
       <w:br/>
     </w:r>

--- a/tillsyn/A 47408-2024 tillsynsbegäran.docx
+++ b/tillsyn/A 47408-2024 tillsynsbegäran.docx
@@ -548,7 +548,7 @@
     <w:r>
       <w:tab/>
       <w:tab/>
-      <w:t>2025-05-21</w:t>
+      <w:t>2025-05-22</w:t>
       <w:br/>
       <w:br/>
     </w:r>

--- a/tillsyn/A 47408-2024 tillsynsbegäran.docx
+++ b/tillsyn/A 47408-2024 tillsynsbegäran.docx
@@ -548,7 +548,7 @@
     <w:r>
       <w:tab/>
       <w:tab/>
-      <w:t>2025-05-22</w:t>
+      <w:t>2025-05-23</w:t>
       <w:br/>
       <w:br/>
     </w:r>

--- a/tillsyn/A 47408-2024 tillsynsbegäran.docx
+++ b/tillsyn/A 47408-2024 tillsynsbegäran.docx
@@ -548,7 +548,7 @@
     <w:r>
       <w:tab/>
       <w:tab/>
-      <w:t>2025-05-23</w:t>
+      <w:t>2025-05-24</w:t>
       <w:br/>
       <w:br/>
     </w:r>

--- a/tillsyn/A 47408-2024 tillsynsbegäran.docx
+++ b/tillsyn/A 47408-2024 tillsynsbegäran.docx
@@ -548,7 +548,7 @@
     <w:r>
       <w:tab/>
       <w:tab/>
-      <w:t>2025-05-24</w:t>
+      <w:t>2025-05-25</w:t>
       <w:br/>
       <w:br/>
     </w:r>

--- a/tillsyn/A 47408-2024 tillsynsbegäran.docx
+++ b/tillsyn/A 47408-2024 tillsynsbegäran.docx
@@ -548,7 +548,7 @@
     <w:r>
       <w:tab/>
       <w:tab/>
-      <w:t>2025-05-25</w:t>
+      <w:t>2025-05-26</w:t>
       <w:br/>
       <w:br/>
     </w:r>

--- a/tillsyn/A 47408-2024 tillsynsbegäran.docx
+++ b/tillsyn/A 47408-2024 tillsynsbegäran.docx
@@ -548,7 +548,7 @@
     <w:r>
       <w:tab/>
       <w:tab/>
-      <w:t>2025-05-26</w:t>
+      <w:t>2025-05-27</w:t>
       <w:br/>
       <w:br/>
     </w:r>

--- a/tillsyn/A 47408-2024 tillsynsbegäran.docx
+++ b/tillsyn/A 47408-2024 tillsynsbegäran.docx
@@ -548,7 +548,7 @@
     <w:r>
       <w:tab/>
       <w:tab/>
-      <w:t>2025-05-27</w:t>
+      <w:t>2025-05-30</w:t>
       <w:br/>
       <w:br/>
     </w:r>

--- a/tillsyn/A 47408-2024 tillsynsbegäran.docx
+++ b/tillsyn/A 47408-2024 tillsynsbegäran.docx
@@ -548,7 +548,7 @@
     <w:r>
       <w:tab/>
       <w:tab/>
-      <w:t>2025-05-30</w:t>
+      <w:t>2025-06-01</w:t>
       <w:br/>
       <w:br/>
     </w:r>

--- a/tillsyn/A 47408-2024 tillsynsbegäran.docx
+++ b/tillsyn/A 47408-2024 tillsynsbegäran.docx
@@ -548,7 +548,7 @@
     <w:r>
       <w:tab/>
       <w:tab/>
-      <w:t>2025-06-01</w:t>
+      <w:t>2025-06-02</w:t>
       <w:br/>
       <w:br/>
     </w:r>

--- a/tillsyn/A 47408-2024 tillsynsbegäran.docx
+++ b/tillsyn/A 47408-2024 tillsynsbegäran.docx
@@ -548,7 +548,7 @@
     <w:r>
       <w:tab/>
       <w:tab/>
-      <w:t>2025-06-02</w:t>
+      <w:t>2025-06-03</w:t>
       <w:br/>
       <w:br/>
     </w:r>

--- a/tillsyn/A 47408-2024 tillsynsbegäran.docx
+++ b/tillsyn/A 47408-2024 tillsynsbegäran.docx
@@ -548,7 +548,7 @@
     <w:r>
       <w:tab/>
       <w:tab/>
-      <w:t>2025-06-03</w:t>
+      <w:t>2025-06-04</w:t>
       <w:br/>
       <w:br/>
     </w:r>

--- a/tillsyn/A 47408-2024 tillsynsbegäran.docx
+++ b/tillsyn/A 47408-2024 tillsynsbegäran.docx
@@ -548,7 +548,7 @@
     <w:r>
       <w:tab/>
       <w:tab/>
-      <w:t>2025-06-04</w:t>
+      <w:t>2025-06-05</w:t>
       <w:br/>
       <w:br/>
     </w:r>

--- a/tillsyn/A 47408-2024 tillsynsbegäran.docx
+++ b/tillsyn/A 47408-2024 tillsynsbegäran.docx
@@ -548,7 +548,7 @@
     <w:r>
       <w:tab/>
       <w:tab/>
-      <w:t>2025-06-05</w:t>
+      <w:t>2025-06-13</w:t>
       <w:br/>
       <w:br/>
     </w:r>

--- a/tillsyn/A 47408-2024 tillsynsbegäran.docx
+++ b/tillsyn/A 47408-2024 tillsynsbegäran.docx
@@ -548,7 +548,7 @@
     <w:r>
       <w:tab/>
       <w:tab/>
-      <w:t>2025-06-13</w:t>
+      <w:t>2025-06-15</w:t>
       <w:br/>
       <w:br/>
     </w:r>

--- a/tillsyn/A 47408-2024 tillsynsbegäran.docx
+++ b/tillsyn/A 47408-2024 tillsynsbegäran.docx
@@ -548,7 +548,7 @@
     <w:r>
       <w:tab/>
       <w:tab/>
-      <w:t>2025-06-15</w:t>
+      <w:t>2025-06-16</w:t>
       <w:br/>
       <w:br/>
     </w:r>

--- a/tillsyn/A 47408-2024 tillsynsbegäran.docx
+++ b/tillsyn/A 47408-2024 tillsynsbegäran.docx
@@ -548,7 +548,7 @@
     <w:r>
       <w:tab/>
       <w:tab/>
-      <w:t>2025-06-16</w:t>
+      <w:t>2025-06-17</w:t>
       <w:br/>
       <w:br/>
     </w:r>

--- a/tillsyn/A 47408-2024 tillsynsbegäran.docx
+++ b/tillsyn/A 47408-2024 tillsynsbegäran.docx
@@ -548,7 +548,7 @@
     <w:r>
       <w:tab/>
       <w:tab/>
-      <w:t>2025-06-17</w:t>
+      <w:t>2025-06-18</w:t>
       <w:br/>
       <w:br/>
     </w:r>

--- a/tillsyn/A 47408-2024 tillsynsbegäran.docx
+++ b/tillsyn/A 47408-2024 tillsynsbegäran.docx
@@ -548,7 +548,7 @@
     <w:r>
       <w:tab/>
       <w:tab/>
-      <w:t>2025-06-18</w:t>
+      <w:t>2025-06-19</w:t>
       <w:br/>
       <w:br/>
     </w:r>

--- a/tillsyn/A 47408-2024 tillsynsbegäran.docx
+++ b/tillsyn/A 47408-2024 tillsynsbegäran.docx
@@ -548,7 +548,7 @@
     <w:r>
       <w:tab/>
       <w:tab/>
-      <w:t>2025-06-19</w:t>
+      <w:t>2025-06-20</w:t>
       <w:br/>
       <w:br/>
     </w:r>

--- a/tillsyn/A 47408-2024 tillsynsbegäran.docx
+++ b/tillsyn/A 47408-2024 tillsynsbegäran.docx
@@ -548,7 +548,7 @@
     <w:r>
       <w:tab/>
       <w:tab/>
-      <w:t>2025-06-20</w:t>
+      <w:t>2025-06-21</w:t>
       <w:br/>
       <w:br/>
     </w:r>

--- a/tillsyn/A 47408-2024 tillsynsbegäran.docx
+++ b/tillsyn/A 47408-2024 tillsynsbegäran.docx
@@ -548,7 +548,7 @@
     <w:r>
       <w:tab/>
       <w:tab/>
-      <w:t>2025-06-21</w:t>
+      <w:t>2025-06-22</w:t>
       <w:br/>
       <w:br/>
     </w:r>

--- a/tillsyn/A 47408-2024 tillsynsbegäran.docx
+++ b/tillsyn/A 47408-2024 tillsynsbegäran.docx
@@ -548,7 +548,7 @@
     <w:r>
       <w:tab/>
       <w:tab/>
-      <w:t>2025-06-22</w:t>
+      <w:t>2025-06-23</w:t>
       <w:br/>
       <w:br/>
     </w:r>

--- a/tillsyn/A 47408-2024 tillsynsbegäran.docx
+++ b/tillsyn/A 47408-2024 tillsynsbegäran.docx
@@ -548,7 +548,7 @@
     <w:r>
       <w:tab/>
       <w:tab/>
-      <w:t>2025-06-23</w:t>
+      <w:t>2025-06-24</w:t>
       <w:br/>
       <w:br/>
     </w:r>

--- a/tillsyn/A 47408-2024 tillsynsbegäran.docx
+++ b/tillsyn/A 47408-2024 tillsynsbegäran.docx
@@ -548,7 +548,7 @@
     <w:r>
       <w:tab/>
       <w:tab/>
-      <w:t>2025-06-24</w:t>
+      <w:t>2025-06-25</w:t>
       <w:br/>
       <w:br/>
     </w:r>

--- a/tillsyn/A 47408-2024 tillsynsbegäran.docx
+++ b/tillsyn/A 47408-2024 tillsynsbegäran.docx
@@ -548,7 +548,7 @@
     <w:r>
       <w:tab/>
       <w:tab/>
-      <w:t>2025-06-25</w:t>
+      <w:t>2025-06-26</w:t>
       <w:br/>
       <w:br/>
     </w:r>

--- a/tillsyn/A 47408-2024 tillsynsbegäran.docx
+++ b/tillsyn/A 47408-2024 tillsynsbegäran.docx
@@ -548,7 +548,7 @@
     <w:r>
       <w:tab/>
       <w:tab/>
-      <w:t>2025-06-26</w:t>
+      <w:t>2025-06-27</w:t>
       <w:br/>
       <w:br/>
     </w:r>

--- a/tillsyn/A 47408-2024 tillsynsbegäran.docx
+++ b/tillsyn/A 47408-2024 tillsynsbegäran.docx
@@ -548,7 +548,7 @@
     <w:r>
       <w:tab/>
       <w:tab/>
-      <w:t>2025-06-27</w:t>
+      <w:t>2025-06-28</w:t>
       <w:br/>
       <w:br/>
     </w:r>

--- a/tillsyn/A 47408-2024 tillsynsbegäran.docx
+++ b/tillsyn/A 47408-2024 tillsynsbegäran.docx
@@ -548,7 +548,7 @@
     <w:r>
       <w:tab/>
       <w:tab/>
-      <w:t>2025-06-28</w:t>
+      <w:t>2025-06-29</w:t>
       <w:br/>
       <w:br/>
     </w:r>

--- a/tillsyn/A 47408-2024 tillsynsbegäran.docx
+++ b/tillsyn/A 47408-2024 tillsynsbegäran.docx
@@ -548,7 +548,7 @@
     <w:r>
       <w:tab/>
       <w:tab/>
-      <w:t>2025-06-29</w:t>
+      <w:t>2025-06-30</w:t>
       <w:br/>
       <w:br/>
     </w:r>

--- a/tillsyn/A 47408-2024 tillsynsbegäran.docx
+++ b/tillsyn/A 47408-2024 tillsynsbegäran.docx
@@ -548,7 +548,7 @@
     <w:r>
       <w:tab/>
       <w:tab/>
-      <w:t>2025-06-30</w:t>
+      <w:t>2025-07-01</w:t>
       <w:br/>
       <w:br/>
     </w:r>

--- a/tillsyn/A 47408-2024 tillsynsbegäran.docx
+++ b/tillsyn/A 47408-2024 tillsynsbegäran.docx
@@ -548,7 +548,7 @@
     <w:r>
       <w:tab/>
       <w:tab/>
-      <w:t>2025-07-01</w:t>
+      <w:t>2025-07-02</w:t>
       <w:br/>
       <w:br/>
     </w:r>

--- a/tillsyn/A 47408-2024 tillsynsbegäran.docx
+++ b/tillsyn/A 47408-2024 tillsynsbegäran.docx
@@ -548,7 +548,7 @@
     <w:r>
       <w:tab/>
       <w:tab/>
-      <w:t>2025-07-02</w:t>
+      <w:t>2025-07-03</w:t>
       <w:br/>
       <w:br/>
     </w:r>

--- a/tillsyn/A 47408-2024 tillsynsbegäran.docx
+++ b/tillsyn/A 47408-2024 tillsynsbegäran.docx
@@ -548,7 +548,7 @@
     <w:r>
       <w:tab/>
       <w:tab/>
-      <w:t>2025-07-03</w:t>
+      <w:t>2025-07-04</w:t>
       <w:br/>
       <w:br/>
     </w:r>

--- a/tillsyn/A 47408-2024 tillsynsbegäran.docx
+++ b/tillsyn/A 47408-2024 tillsynsbegäran.docx
@@ -548,7 +548,7 @@
     <w:r>
       <w:tab/>
       <w:tab/>
-      <w:t>2025-07-04</w:t>
+      <w:t>2025-07-05</w:t>
       <w:br/>
       <w:br/>
     </w:r>

--- a/tillsyn/A 47408-2024 tillsynsbegäran.docx
+++ b/tillsyn/A 47408-2024 tillsynsbegäran.docx
@@ -548,7 +548,7 @@
     <w:r>
       <w:tab/>
       <w:tab/>
-      <w:t>2025-07-05</w:t>
+      <w:t>2025-07-06</w:t>
       <w:br/>
       <w:br/>
     </w:r>

--- a/tillsyn/A 47408-2024 tillsynsbegäran.docx
+++ b/tillsyn/A 47408-2024 tillsynsbegäran.docx
@@ -548,7 +548,7 @@
     <w:r>
       <w:tab/>
       <w:tab/>
-      <w:t>2025-07-06</w:t>
+      <w:t>2025-07-07</w:t>
       <w:br/>
       <w:br/>
     </w:r>

--- a/tillsyn/A 47408-2024 tillsynsbegäran.docx
+++ b/tillsyn/A 47408-2024 tillsynsbegäran.docx
@@ -548,7 +548,7 @@
     <w:r>
       <w:tab/>
       <w:tab/>
-      <w:t>2025-07-07</w:t>
+      <w:t>2025-07-08</w:t>
       <w:br/>
       <w:br/>
     </w:r>

--- a/tillsyn/A 47408-2024 tillsynsbegäran.docx
+++ b/tillsyn/A 47408-2024 tillsynsbegäran.docx
@@ -548,7 +548,7 @@
     <w:r>
       <w:tab/>
       <w:tab/>
-      <w:t>2025-07-08</w:t>
+      <w:t>2025-07-09</w:t>
       <w:br/>
       <w:br/>
     </w:r>

--- a/tillsyn/A 47408-2024 tillsynsbegäran.docx
+++ b/tillsyn/A 47408-2024 tillsynsbegäran.docx
@@ -548,7 +548,7 @@
     <w:r>
       <w:tab/>
       <w:tab/>
-      <w:t>2025-07-09</w:t>
+      <w:t>2025-07-11</w:t>
       <w:br/>
       <w:br/>
     </w:r>

--- a/tillsyn/A 47408-2024 tillsynsbegäran.docx
+++ b/tillsyn/A 47408-2024 tillsynsbegäran.docx
@@ -548,7 +548,7 @@
     <w:r>
       <w:tab/>
       <w:tab/>
-      <w:t>2025-07-11</w:t>
+      <w:t>2025-07-12</w:t>
       <w:br/>
       <w:br/>
     </w:r>

--- a/tillsyn/A 47408-2024 tillsynsbegäran.docx
+++ b/tillsyn/A 47408-2024 tillsynsbegäran.docx
@@ -548,7 +548,7 @@
     <w:r>
       <w:tab/>
       <w:tab/>
-      <w:t>2025-07-12</w:t>
+      <w:t>2025-07-13</w:t>
       <w:br/>
       <w:br/>
     </w:r>

--- a/tillsyn/A 47408-2024 tillsynsbegäran.docx
+++ b/tillsyn/A 47408-2024 tillsynsbegäran.docx
@@ -548,7 +548,7 @@
     <w:r>
       <w:tab/>
       <w:tab/>
-      <w:t>2025-07-13</w:t>
+      <w:t>2025-07-14</w:t>
       <w:br/>
       <w:br/>
     </w:r>

--- a/tillsyn/A 47408-2024 tillsynsbegäran.docx
+++ b/tillsyn/A 47408-2024 tillsynsbegäran.docx
@@ -586,7 +586,7 @@
     <w:r>
       <w:tab/>
       <w:tab/>
-      <w:t>2025-08-06</w:t>
+      <w:t>2025-08-09</w:t>
       <w:br/>
       <w:br/>
     </w:r>
